--- a/docs/technical-documentation.docx
+++ b/docs/technical-documentation.docx
@@ -122,18 +122,8 @@
       <w:pPr>
         <w:pStyle w:val="TOC1"/>
         <w:tabs>
-          <w:tab w:val="right" w:leader="dot" w:pos="9296"/>
+          <w:tab w:val="right" w:leader="dot" w:pos="9306"/>
         </w:tabs>
-        <w:rPr>
-          <w:rFonts w:asciiTheme="minorHAnsi" w:eastAsiaTheme="minorEastAsia" w:hAnsiTheme="minorHAnsi" w:cstheme="minorBidi"/>
-          <w:b w:val="0"/>
-          <w:bCs w:val="0"/>
-          <w:noProof/>
-          <w:kern w:val="2"/>
-          <w:sz w:val="24"/>
-          <w:szCs w:val="24"/>
-          <w14:ligatures w14:val="standardContextual"/>
-        </w:rPr>
       </w:pPr>
       <w:r>
         <w:fldChar w:fldCharType="begin"/>
@@ -146,59 +136,24 @@
       </w:r>
       <w:hyperlink w:anchor="_Toc241420660" w:history="1">
         <w:r>
-          <w:rPr>
-            <w:rStyle w:val="Hyperlink"/>
-            <w:noProof/>
-            <w:lang w:val="en-US"/>
-          </w:rPr>
-          <w:t>Architecture</w:t>
+          <w:t xml:space="preserve">Architecture</w:t>
         </w:r>
         <w:r>
-          <w:rPr>
-            <w:noProof/>
-            <w:webHidden/>
-          </w:rPr>
           <w:tab/>
         </w:r>
         <w:r>
-          <w:rPr>
-            <w:noProof/>
-            <w:webHidden/>
-          </w:rPr>
           <w:fldChar w:fldCharType="begin"/>
         </w:r>
         <w:r>
-          <w:rPr>
-            <w:noProof/>
-            <w:webHidden/>
-          </w:rPr>
           <w:instrText xml:space="preserve"> PAGEREF _Toc241420660 \h </w:instrText>
         </w:r>
         <w:r>
-          <w:rPr>
-            <w:noProof/>
-            <w:webHidden/>
-          </w:rPr>
-        </w:r>
-        <w:r>
-          <w:rPr>
-            <w:noProof/>
-            <w:webHidden/>
-          </w:rPr>
           <w:fldChar w:fldCharType="separate"/>
         </w:r>
         <w:r>
-          <w:rPr>
-            <w:noProof/>
-            <w:webHidden/>
-          </w:rPr>
           <w:t>2</w:t>
         </w:r>
         <w:r>
-          <w:rPr>
-            <w:noProof/>
-            <w:webHidden/>
-          </w:rPr>
           <w:fldChar w:fldCharType="end"/>
         </w:r>
       </w:hyperlink>
@@ -207,72 +162,29 @@
       <w:pPr>
         <w:pStyle w:val="TOC2"/>
         <w:tabs>
-          <w:tab w:val="right" w:leader="dot" w:pos="9296"/>
+          <w:tab w:val="right" w:leader="dot" w:pos="9306"/>
         </w:tabs>
-        <w:rPr>
-          <w:rFonts w:asciiTheme="minorHAnsi" w:eastAsiaTheme="minorEastAsia" w:hAnsiTheme="minorHAnsi" w:cstheme="minorBidi"/>
-          <w:noProof/>
-          <w:kern w:val="2"/>
-          <w:sz w:val="24"/>
-          <w:szCs w:val="24"/>
-          <w14:ligatures w14:val="standardContextual"/>
-        </w:rPr>
       </w:pPr>
       <w:hyperlink w:anchor="_Toc241420661" w:history="1">
         <w:r>
-          <w:rPr>
-            <w:rStyle w:val="Hyperlink"/>
-            <w:noProof/>
-            <w:lang w:val="en-US"/>
-          </w:rPr>
-          <w:t>System context</w:t>
+          <w:t xml:space="preserve">System context</w:t>
         </w:r>
         <w:r>
-          <w:rPr>
-            <w:noProof/>
-            <w:webHidden/>
-          </w:rPr>
           <w:tab/>
         </w:r>
         <w:r>
-          <w:rPr>
-            <w:noProof/>
-            <w:webHidden/>
-          </w:rPr>
           <w:fldChar w:fldCharType="begin"/>
         </w:r>
         <w:r>
-          <w:rPr>
-            <w:noProof/>
-            <w:webHidden/>
-          </w:rPr>
           <w:instrText xml:space="preserve"> PAGEREF _Toc241420661 \h </w:instrText>
         </w:r>
         <w:r>
-          <w:rPr>
-            <w:noProof/>
-            <w:webHidden/>
-          </w:rPr>
-        </w:r>
-        <w:r>
-          <w:rPr>
-            <w:noProof/>
-            <w:webHidden/>
-          </w:rPr>
           <w:fldChar w:fldCharType="separate"/>
         </w:r>
         <w:r>
-          <w:rPr>
-            <w:noProof/>
-            <w:webHidden/>
-          </w:rPr>
           <w:t>2</w:t>
         </w:r>
         <w:r>
-          <w:rPr>
-            <w:noProof/>
-            <w:webHidden/>
-          </w:rPr>
           <w:fldChar w:fldCharType="end"/>
         </w:r>
       </w:hyperlink>
@@ -281,71 +193,29 @@
       <w:pPr>
         <w:pStyle w:val="TOC2"/>
         <w:tabs>
-          <w:tab w:val="right" w:leader="dot" w:pos="9296"/>
+          <w:tab w:val="right" w:leader="dot" w:pos="9306"/>
         </w:tabs>
-        <w:rPr>
-          <w:rFonts w:asciiTheme="minorHAnsi" w:eastAsiaTheme="minorEastAsia" w:hAnsiTheme="minorHAnsi" w:cstheme="minorBidi"/>
-          <w:noProof/>
-          <w:kern w:val="2"/>
-          <w:sz w:val="24"/>
-          <w:szCs w:val="24"/>
-          <w14:ligatures w14:val="standardContextual"/>
-        </w:rPr>
       </w:pPr>
       <w:hyperlink w:anchor="_Toc241420662" w:history="1">
         <w:r>
-          <w:rPr>
-            <w:rStyle w:val="Hyperlink"/>
-            <w:noProof/>
-          </w:rPr>
-          <w:t>Components</w:t>
+          <w:t xml:space="preserve">Components</w:t>
         </w:r>
         <w:r>
-          <w:rPr>
-            <w:noProof/>
-            <w:webHidden/>
-          </w:rPr>
           <w:tab/>
         </w:r>
         <w:r>
-          <w:rPr>
-            <w:noProof/>
-            <w:webHidden/>
-          </w:rPr>
           <w:fldChar w:fldCharType="begin"/>
         </w:r>
         <w:r>
-          <w:rPr>
-            <w:noProof/>
-            <w:webHidden/>
-          </w:rPr>
           <w:instrText xml:space="preserve"> PAGEREF _Toc241420662 \h </w:instrText>
         </w:r>
         <w:r>
-          <w:rPr>
-            <w:noProof/>
-            <w:webHidden/>
-          </w:rPr>
-        </w:r>
-        <w:r>
-          <w:rPr>
-            <w:noProof/>
-            <w:webHidden/>
-          </w:rPr>
           <w:fldChar w:fldCharType="separate"/>
         </w:r>
         <w:r>
-          <w:rPr>
-            <w:noProof/>
-            <w:webHidden/>
-          </w:rPr>
           <w:t>4</w:t>
         </w:r>
         <w:r>
-          <w:rPr>
-            <w:noProof/>
-            <w:webHidden/>
-          </w:rPr>
           <w:fldChar w:fldCharType="end"/>
         </w:r>
       </w:hyperlink>
@@ -354,73 +224,29 @@
       <w:pPr>
         <w:pStyle w:val="TOC1"/>
         <w:tabs>
-          <w:tab w:val="right" w:leader="dot" w:pos="9296"/>
+          <w:tab w:val="right" w:leader="dot" w:pos="9306"/>
         </w:tabs>
-        <w:rPr>
-          <w:rFonts w:asciiTheme="minorHAnsi" w:eastAsiaTheme="minorEastAsia" w:hAnsiTheme="minorHAnsi" w:cstheme="minorBidi"/>
-          <w:b w:val="0"/>
-          <w:bCs w:val="0"/>
-          <w:noProof/>
-          <w:kern w:val="2"/>
-          <w:sz w:val="24"/>
-          <w:szCs w:val="24"/>
-          <w14:ligatures w14:val="standardContextual"/>
-        </w:rPr>
       </w:pPr>
       <w:hyperlink w:anchor="_Toc241420663" w:history="1">
         <w:r>
-          <w:rPr>
-            <w:rStyle w:val="Hyperlink"/>
-            <w:noProof/>
-          </w:rPr>
-          <w:t>Data model</w:t>
+          <w:t xml:space="preserve">Data model</w:t>
         </w:r>
         <w:r>
-          <w:rPr>
-            <w:noProof/>
-            <w:webHidden/>
-          </w:rPr>
           <w:tab/>
         </w:r>
         <w:r>
-          <w:rPr>
-            <w:noProof/>
-            <w:webHidden/>
-          </w:rPr>
           <w:fldChar w:fldCharType="begin"/>
         </w:r>
         <w:r>
-          <w:rPr>
-            <w:noProof/>
-            <w:webHidden/>
-          </w:rPr>
           <w:instrText xml:space="preserve"> PAGEREF _Toc241420663 \h </w:instrText>
         </w:r>
         <w:r>
-          <w:rPr>
-            <w:noProof/>
-            <w:webHidden/>
-          </w:rPr>
-        </w:r>
-        <w:r>
-          <w:rPr>
-            <w:noProof/>
-            <w:webHidden/>
-          </w:rPr>
           <w:fldChar w:fldCharType="separate"/>
         </w:r>
         <w:r>
-          <w:rPr>
-            <w:noProof/>
-            <w:webHidden/>
-          </w:rPr>
           <w:t>6</w:t>
         </w:r>
         <w:r>
-          <w:rPr>
-            <w:noProof/>
-            <w:webHidden/>
-          </w:rPr>
           <w:fldChar w:fldCharType="end"/>
         </w:r>
       </w:hyperlink>
@@ -429,72 +255,29 @@
       <w:pPr>
         <w:pStyle w:val="TOC2"/>
         <w:tabs>
-          <w:tab w:val="right" w:leader="dot" w:pos="9296"/>
+          <w:tab w:val="right" w:leader="dot" w:pos="9306"/>
         </w:tabs>
-        <w:rPr>
-          <w:rFonts w:asciiTheme="minorHAnsi" w:eastAsiaTheme="minorEastAsia" w:hAnsiTheme="minorHAnsi" w:cstheme="minorBidi"/>
-          <w:noProof/>
-          <w:kern w:val="2"/>
-          <w:sz w:val="24"/>
-          <w:szCs w:val="24"/>
-          <w14:ligatures w14:val="standardContextual"/>
-        </w:rPr>
       </w:pPr>
       <w:hyperlink w:anchor="_Toc241420664" w:history="1">
         <w:r>
-          <w:rPr>
-            <w:rStyle w:val="Hyperlink"/>
-            <w:noProof/>
-            <w:lang w:val="en-US"/>
-          </w:rPr>
-          <w:t>Tables</w:t>
+          <w:t xml:space="preserve">Tables</w:t>
         </w:r>
         <w:r>
-          <w:rPr>
-            <w:noProof/>
-            <w:webHidden/>
-          </w:rPr>
           <w:tab/>
         </w:r>
         <w:r>
-          <w:rPr>
-            <w:noProof/>
-            <w:webHidden/>
-          </w:rPr>
           <w:fldChar w:fldCharType="begin"/>
         </w:r>
         <w:r>
-          <w:rPr>
-            <w:noProof/>
-            <w:webHidden/>
-          </w:rPr>
           <w:instrText xml:space="preserve"> PAGEREF _Toc241420664 \h </w:instrText>
         </w:r>
         <w:r>
-          <w:rPr>
-            <w:noProof/>
-            <w:webHidden/>
-          </w:rPr>
-        </w:r>
-        <w:r>
-          <w:rPr>
-            <w:noProof/>
-            <w:webHidden/>
-          </w:rPr>
           <w:fldChar w:fldCharType="separate"/>
         </w:r>
         <w:r>
-          <w:rPr>
-            <w:noProof/>
-            <w:webHidden/>
-          </w:rPr>
           <w:t>6</w:t>
         </w:r>
         <w:r>
-          <w:rPr>
-            <w:noProof/>
-            <w:webHidden/>
-          </w:rPr>
           <w:fldChar w:fldCharType="end"/>
         </w:r>
       </w:hyperlink>
@@ -503,72 +286,29 @@
       <w:pPr>
         <w:pStyle w:val="TOC2"/>
         <w:tabs>
-          <w:tab w:val="right" w:leader="dot" w:pos="9296"/>
+          <w:tab w:val="right" w:leader="dot" w:pos="9306"/>
         </w:tabs>
-        <w:rPr>
-          <w:rFonts w:asciiTheme="minorHAnsi" w:eastAsiaTheme="minorEastAsia" w:hAnsiTheme="minorHAnsi" w:cstheme="minorBidi"/>
-          <w:noProof/>
-          <w:kern w:val="2"/>
-          <w:sz w:val="24"/>
-          <w:szCs w:val="24"/>
-          <w14:ligatures w14:val="standardContextual"/>
-        </w:rPr>
       </w:pPr>
       <w:hyperlink w:anchor="_Toc241420665" w:history="1">
         <w:r>
-          <w:rPr>
-            <w:rStyle w:val="Hyperlink"/>
-            <w:noProof/>
-            <w:lang w:val="en-US"/>
-          </w:rPr>
-          <w:t>Indexes</w:t>
+          <w:t xml:space="preserve">Indexes</w:t>
         </w:r>
         <w:r>
-          <w:rPr>
-            <w:noProof/>
-            <w:webHidden/>
-          </w:rPr>
           <w:tab/>
         </w:r>
         <w:r>
-          <w:rPr>
-            <w:noProof/>
-            <w:webHidden/>
-          </w:rPr>
           <w:fldChar w:fldCharType="begin"/>
         </w:r>
         <w:r>
-          <w:rPr>
-            <w:noProof/>
-            <w:webHidden/>
-          </w:rPr>
           <w:instrText xml:space="preserve"> PAGEREF _Toc241420665 \h </w:instrText>
         </w:r>
         <w:r>
-          <w:rPr>
-            <w:noProof/>
-            <w:webHidden/>
-          </w:rPr>
-        </w:r>
-        <w:r>
-          <w:rPr>
-            <w:noProof/>
-            <w:webHidden/>
-          </w:rPr>
           <w:fldChar w:fldCharType="separate"/>
         </w:r>
         <w:r>
-          <w:rPr>
-            <w:noProof/>
-            <w:webHidden/>
-          </w:rPr>
           <w:t>9</w:t>
         </w:r>
         <w:r>
-          <w:rPr>
-            <w:noProof/>
-            <w:webHidden/>
-          </w:rPr>
           <w:fldChar w:fldCharType="end"/>
         </w:r>
       </w:hyperlink>
@@ -577,74 +317,29 @@
       <w:pPr>
         <w:pStyle w:val="TOC1"/>
         <w:tabs>
-          <w:tab w:val="right" w:leader="dot" w:pos="9296"/>
+          <w:tab w:val="right" w:leader="dot" w:pos="9306"/>
         </w:tabs>
-        <w:rPr>
-          <w:rFonts w:asciiTheme="minorHAnsi" w:eastAsiaTheme="minorEastAsia" w:hAnsiTheme="minorHAnsi" w:cstheme="minorBidi"/>
-          <w:b w:val="0"/>
-          <w:bCs w:val="0"/>
-          <w:noProof/>
-          <w:kern w:val="2"/>
-          <w:sz w:val="24"/>
-          <w:szCs w:val="24"/>
-          <w14:ligatures w14:val="standardContextual"/>
-        </w:rPr>
       </w:pPr>
       <w:hyperlink w:anchor="_Toc241420666" w:history="1">
         <w:r>
-          <w:rPr>
-            <w:rStyle w:val="Hyperlink"/>
-            <w:noProof/>
-            <w:lang w:val="en-US"/>
-          </w:rPr>
-          <w:t>Submission flow</w:t>
+          <w:t xml:space="preserve">Submission flow</w:t>
         </w:r>
         <w:r>
-          <w:rPr>
-            <w:noProof/>
-            <w:webHidden/>
-          </w:rPr>
           <w:tab/>
         </w:r>
         <w:r>
-          <w:rPr>
-            <w:noProof/>
-            <w:webHidden/>
-          </w:rPr>
           <w:fldChar w:fldCharType="begin"/>
         </w:r>
         <w:r>
-          <w:rPr>
-            <w:noProof/>
-            <w:webHidden/>
-          </w:rPr>
           <w:instrText xml:space="preserve"> PAGEREF _Toc241420666 \h </w:instrText>
         </w:r>
         <w:r>
-          <w:rPr>
-            <w:noProof/>
-            <w:webHidden/>
-          </w:rPr>
-        </w:r>
-        <w:r>
-          <w:rPr>
-            <w:noProof/>
-            <w:webHidden/>
-          </w:rPr>
           <w:fldChar w:fldCharType="separate"/>
         </w:r>
         <w:r>
-          <w:rPr>
-            <w:noProof/>
-            <w:webHidden/>
-          </w:rPr>
           <w:t>10</w:t>
         </w:r>
         <w:r>
-          <w:rPr>
-            <w:noProof/>
-            <w:webHidden/>
-          </w:rPr>
           <w:fldChar w:fldCharType="end"/>
         </w:r>
       </w:hyperlink>
@@ -653,71 +348,29 @@
       <w:pPr>
         <w:pStyle w:val="TOC2"/>
         <w:tabs>
-          <w:tab w:val="right" w:leader="dot" w:pos="9296"/>
+          <w:tab w:val="right" w:leader="dot" w:pos="9306"/>
         </w:tabs>
-        <w:rPr>
-          <w:rFonts w:asciiTheme="minorHAnsi" w:eastAsiaTheme="minorEastAsia" w:hAnsiTheme="minorHAnsi" w:cstheme="minorBidi"/>
-          <w:noProof/>
-          <w:kern w:val="2"/>
-          <w:sz w:val="24"/>
-          <w:szCs w:val="24"/>
-          <w14:ligatures w14:val="standardContextual"/>
-        </w:rPr>
-      </w:pPr>
-      <w:hyperlink w:anchor="_Toc241420667" w:history="1">
+      </w:pPr>
+      <w:hyperlink w:anchor="_TocIdtf23" w:history="1">
         <w:r>
-          <w:rPr>
-            <w:rStyle w:val="Hyperlink"/>
-            <w:noProof/>
-          </w:rPr>
-          <w:t>Sequence</w:t>
+          <w:t xml:space="preserve">Request</w:t>
         </w:r>
         <w:r>
-          <w:rPr>
-            <w:noProof/>
-            <w:webHidden/>
-          </w:rPr>
           <w:tab/>
         </w:r>
         <w:r>
-          <w:rPr>
-            <w:noProof/>
-            <w:webHidden/>
-          </w:rPr>
           <w:fldChar w:fldCharType="begin"/>
         </w:r>
         <w:r>
-          <w:rPr>
-            <w:noProof/>
-            <w:webHidden/>
-          </w:rPr>
-          <w:instrText xml:space="preserve"> PAGEREF _Toc241420667 \h </w:instrText>
+          <w:instrText xml:space="preserve"> PAGEREF _TocIdtf23 \h </w:instrText>
         </w:r>
         <w:r>
-          <w:rPr>
-            <w:noProof/>
-            <w:webHidden/>
-          </w:rPr>
-        </w:r>
-        <w:r>
-          <w:rPr>
-            <w:noProof/>
-            <w:webHidden/>
-          </w:rPr>
           <w:fldChar w:fldCharType="separate"/>
         </w:r>
         <w:r>
-          <w:rPr>
-            <w:noProof/>
-            <w:webHidden/>
-          </w:rPr>
           <w:t>10</w:t>
         </w:r>
         <w:r>
-          <w:rPr>
-            <w:noProof/>
-            <w:webHidden/>
-          </w:rPr>
           <w:fldChar w:fldCharType="end"/>
         </w:r>
       </w:hyperlink>
@@ -726,72 +379,29 @@
       <w:pPr>
         <w:pStyle w:val="TOC2"/>
         <w:tabs>
-          <w:tab w:val="right" w:leader="dot" w:pos="9296"/>
+          <w:tab w:val="right" w:leader="dot" w:pos="9306"/>
         </w:tabs>
-        <w:rPr>
-          <w:rFonts w:asciiTheme="minorHAnsi" w:eastAsiaTheme="minorEastAsia" w:hAnsiTheme="minorHAnsi" w:cstheme="minorBidi"/>
-          <w:noProof/>
-          <w:kern w:val="2"/>
-          <w:sz w:val="24"/>
-          <w:szCs w:val="24"/>
-          <w14:ligatures w14:val="standardContextual"/>
-        </w:rPr>
-      </w:pPr>
-      <w:hyperlink w:anchor="_Toc241420668" w:history="1">
+      </w:pPr>
+      <w:hyperlink w:anchor="_Toc241420667" w:history="1">
         <w:r>
-          <w:rPr>
-            <w:rStyle w:val="Hyperlink"/>
-            <w:noProof/>
-            <w:lang w:val="en-US"/>
-          </w:rPr>
-          <w:t>Validation</w:t>
+          <w:t xml:space="preserve">Sequence</w:t>
         </w:r>
         <w:r>
-          <w:rPr>
-            <w:noProof/>
-            <w:webHidden/>
-          </w:rPr>
           <w:tab/>
         </w:r>
         <w:r>
-          <w:rPr>
-            <w:noProof/>
-            <w:webHidden/>
-          </w:rPr>
           <w:fldChar w:fldCharType="begin"/>
         </w:r>
         <w:r>
-          <w:rPr>
-            <w:noProof/>
-            <w:webHidden/>
-          </w:rPr>
-          <w:instrText xml:space="preserve"> PAGEREF _Toc241420668 \h </w:instrText>
+          <w:instrText xml:space="preserve"> PAGEREF _Toc241420667 \h </w:instrText>
         </w:r>
         <w:r>
-          <w:rPr>
-            <w:noProof/>
-            <w:webHidden/>
-          </w:rPr>
-        </w:r>
-        <w:r>
-          <w:rPr>
-            <w:noProof/>
-            <w:webHidden/>
-          </w:rPr>
           <w:fldChar w:fldCharType="separate"/>
         </w:r>
         <w:r>
-          <w:rPr>
-            <w:noProof/>
-            <w:webHidden/>
-          </w:rPr>
-          <w:t>10</w:t>
+          <w:t>11</w:t>
         </w:r>
         <w:r>
-          <w:rPr>
-            <w:noProof/>
-            <w:webHidden/>
-          </w:rPr>
           <w:fldChar w:fldCharType="end"/>
         </w:r>
       </w:hyperlink>
@@ -800,221 +410,91 @@
       <w:pPr>
         <w:pStyle w:val="TOC2"/>
         <w:tabs>
-          <w:tab w:val="right" w:leader="dot" w:pos="9296"/>
+          <w:tab w:val="right" w:leader="dot" w:pos="9306"/>
         </w:tabs>
-        <w:rPr>
-          <w:rFonts w:asciiTheme="minorHAnsi" w:eastAsiaTheme="minorEastAsia" w:hAnsiTheme="minorHAnsi" w:cstheme="minorBidi"/>
-          <w:noProof/>
-          <w:kern w:val="2"/>
-          <w:sz w:val="24"/>
-          <w:szCs w:val="24"/>
-          <w14:ligatures w14:val="standardContextual"/>
-        </w:rPr>
-      </w:pPr>
-      <w:hyperlink w:anchor="_Toc241420669" w:history="1">
+      </w:pPr>
+      <w:hyperlink w:anchor="_Toc241420668" w:history="1">
         <w:r>
-          <w:rPr>
-            <w:rStyle w:val="Hyperlink"/>
-            <w:noProof/>
-            <w:lang w:val="en-US"/>
-          </w:rPr>
-          <w:t>After the run is stored</w:t>
+          <w:t xml:space="preserve">Validation</w:t>
         </w:r>
         <w:r>
-          <w:rPr>
-            <w:noProof/>
-            <w:webHidden/>
-          </w:rPr>
           <w:tab/>
         </w:r>
         <w:r>
-          <w:rPr>
-            <w:noProof/>
-            <w:webHidden/>
-          </w:rPr>
           <w:fldChar w:fldCharType="begin"/>
         </w:r>
         <w:r>
-          <w:rPr>
-            <w:noProof/>
-            <w:webHidden/>
-          </w:rPr>
-          <w:instrText xml:space="preserve"> PAGEREF _Toc241420669 \h </w:instrText>
+          <w:instrText xml:space="preserve"> PAGEREF _Toc241420668 \h </w:instrText>
         </w:r>
         <w:r>
-          <w:rPr>
-            <w:noProof/>
-            <w:webHidden/>
-          </w:rPr>
-        </w:r>
-        <w:r>
-          <w:rPr>
-            <w:noProof/>
-            <w:webHidden/>
-          </w:rPr>
           <w:fldChar w:fldCharType="separate"/>
         </w:r>
         <w:r>
-          <w:rPr>
-            <w:noProof/>
-            <w:webHidden/>
-          </w:rPr>
           <w:t>11</w:t>
         </w:r>
         <w:r>
-          <w:rPr>
-            <w:noProof/>
-            <w:webHidden/>
-          </w:rPr>
           <w:fldChar w:fldCharType="end"/>
         </w:r>
       </w:hyperlink>
     </w:p>
     <w:p>
       <w:pPr>
-        <w:pStyle w:val="TOC1"/>
+        <w:pStyle w:val="TOC2"/>
         <w:tabs>
-          <w:tab w:val="right" w:leader="dot" w:pos="9296"/>
+          <w:tab w:val="right" w:leader="dot" w:pos="9306"/>
         </w:tabs>
-        <w:rPr>
-          <w:rFonts w:asciiTheme="minorHAnsi" w:eastAsiaTheme="minorEastAsia" w:hAnsiTheme="minorHAnsi" w:cstheme="minorBidi"/>
-          <w:b w:val="0"/>
-          <w:bCs w:val="0"/>
-          <w:noProof/>
-          <w:kern w:val="2"/>
-          <w:sz w:val="24"/>
-          <w:szCs w:val="24"/>
-          <w14:ligatures w14:val="standardContextual"/>
-        </w:rPr>
-      </w:pPr>
-      <w:hyperlink w:anchor="_Toc241420670" w:history="1">
+      </w:pPr>
+      <w:hyperlink w:anchor="_Toc241420669" w:history="1">
         <w:r>
-          <w:rPr>
-            <w:rStyle w:val="Hyperlink"/>
-            <w:noProof/>
-          </w:rPr>
-          <w:t>Viewing and feedback</w:t>
+          <w:t xml:space="preserve">After the run is stored</w:t>
         </w:r>
         <w:r>
-          <w:rPr>
-            <w:noProof/>
-            <w:webHidden/>
-          </w:rPr>
           <w:tab/>
         </w:r>
         <w:r>
-          <w:rPr>
-            <w:noProof/>
-            <w:webHidden/>
-          </w:rPr>
           <w:fldChar w:fldCharType="begin"/>
         </w:r>
         <w:r>
-          <w:rPr>
-            <w:noProof/>
-            <w:webHidden/>
-          </w:rPr>
-          <w:instrText xml:space="preserve"> PAGEREF _Toc241420670 \h </w:instrText>
+          <w:instrText xml:space="preserve"> PAGEREF _Toc241420669 \h </w:instrText>
         </w:r>
         <w:r>
-          <w:rPr>
-            <w:noProof/>
-            <w:webHidden/>
-          </w:rPr>
-        </w:r>
-        <w:r>
-          <w:rPr>
-            <w:noProof/>
-            <w:webHidden/>
-          </w:rPr>
           <w:fldChar w:fldCharType="separate"/>
         </w:r>
         <w:r>
-          <w:rPr>
-            <w:noProof/>
-            <w:webHidden/>
-          </w:rPr>
-          <w:t>12</w:t>
+          <w:t>11</w:t>
         </w:r>
         <w:r>
-          <w:rPr>
-            <w:noProof/>
-            <w:webHidden/>
-          </w:rPr>
           <w:fldChar w:fldCharType="end"/>
         </w:r>
       </w:hyperlink>
     </w:p>
     <w:p>
       <w:pPr>
-        <w:pStyle w:val="TOC2"/>
+        <w:pStyle w:val="TOC1"/>
         <w:tabs>
-          <w:tab w:val="right" w:leader="dot" w:pos="9296"/>
+          <w:tab w:val="right" w:leader="dot" w:pos="9306"/>
         </w:tabs>
-        <w:rPr>
-          <w:rFonts w:asciiTheme="minorHAnsi" w:eastAsiaTheme="minorEastAsia" w:hAnsiTheme="minorHAnsi" w:cstheme="minorBidi"/>
-          <w:noProof/>
-          <w:kern w:val="2"/>
-          <w:sz w:val="24"/>
-          <w:szCs w:val="24"/>
-          <w14:ligatures w14:val="standardContextual"/>
-        </w:rPr>
-      </w:pPr>
-      <w:hyperlink w:anchor="_Toc241420671" w:history="1">
+      </w:pPr>
+      <w:hyperlink w:anchor="_Toc241420670" w:history="1">
         <w:r>
-          <w:rPr>
-            <w:rStyle w:val="Hyperlink"/>
-            <w:noProof/>
-            <w:lang w:val="en-US"/>
-          </w:rPr>
-          <w:t>Run lists</w:t>
+          <w:t xml:space="preserve">Viewing and feedback</w:t>
         </w:r>
         <w:r>
-          <w:rPr>
-            <w:noProof/>
-            <w:webHidden/>
-          </w:rPr>
           <w:tab/>
         </w:r>
         <w:r>
-          <w:rPr>
-            <w:noProof/>
-            <w:webHidden/>
-          </w:rPr>
           <w:fldChar w:fldCharType="begin"/>
         </w:r>
         <w:r>
-          <w:rPr>
-            <w:noProof/>
-            <w:webHidden/>
-          </w:rPr>
-          <w:instrText xml:space="preserve"> PAGEREF _Toc241420671 \h </w:instrText>
+          <w:instrText xml:space="preserve"> PAGEREF _Toc241420670 \h </w:instrText>
         </w:r>
         <w:r>
-          <w:rPr>
-            <w:noProof/>
-            <w:webHidden/>
-          </w:rPr>
-        </w:r>
-        <w:r>
-          <w:rPr>
-            <w:noProof/>
-            <w:webHidden/>
-          </w:rPr>
           <w:fldChar w:fldCharType="separate"/>
         </w:r>
         <w:r>
-          <w:rPr>
-            <w:noProof/>
-            <w:webHidden/>
-          </w:rPr>
-          <w:t>12</w:t>
+          <w:t>13</w:t>
         </w:r>
         <w:r>
-          <w:rPr>
-            <w:noProof/>
-            <w:webHidden/>
-          </w:rPr>
           <w:fldChar w:fldCharType="end"/>
         </w:r>
       </w:hyperlink>
@@ -1023,72 +503,29 @@
       <w:pPr>
         <w:pStyle w:val="TOC2"/>
         <w:tabs>
-          <w:tab w:val="right" w:leader="dot" w:pos="9296"/>
+          <w:tab w:val="right" w:leader="dot" w:pos="9306"/>
         </w:tabs>
-        <w:rPr>
-          <w:rFonts w:asciiTheme="minorHAnsi" w:eastAsiaTheme="minorEastAsia" w:hAnsiTheme="minorHAnsi" w:cstheme="minorBidi"/>
-          <w:noProof/>
-          <w:kern w:val="2"/>
-          <w:sz w:val="24"/>
-          <w:szCs w:val="24"/>
-          <w14:ligatures w14:val="standardContextual"/>
-        </w:rPr>
-      </w:pPr>
-      <w:hyperlink w:anchor="_Toc241420672" w:history="1">
+      </w:pPr>
+      <w:hyperlink w:anchor="_Toc241420671" w:history="1">
         <w:r>
-          <w:rPr>
-            <w:rStyle w:val="Hyperlink"/>
-            <w:noProof/>
-            <w:lang w:val="en-US"/>
-          </w:rPr>
-          <w:t>Run detail</w:t>
+          <w:t xml:space="preserve">Run lists</w:t>
         </w:r>
         <w:r>
-          <w:rPr>
-            <w:noProof/>
-            <w:webHidden/>
-          </w:rPr>
           <w:tab/>
         </w:r>
         <w:r>
-          <w:rPr>
-            <w:noProof/>
-            <w:webHidden/>
-          </w:rPr>
           <w:fldChar w:fldCharType="begin"/>
         </w:r>
         <w:r>
-          <w:rPr>
-            <w:noProof/>
-            <w:webHidden/>
-          </w:rPr>
-          <w:instrText xml:space="preserve"> PAGEREF _Toc241420672 \h </w:instrText>
+          <w:instrText xml:space="preserve"> PAGEREF _Toc241420671 \h </w:instrText>
         </w:r>
         <w:r>
-          <w:rPr>
-            <w:noProof/>
-            <w:webHidden/>
-          </w:rPr>
-        </w:r>
-        <w:r>
-          <w:rPr>
-            <w:noProof/>
-            <w:webHidden/>
-          </w:rPr>
           <w:fldChar w:fldCharType="separate"/>
         </w:r>
         <w:r>
-          <w:rPr>
-            <w:noProof/>
-            <w:webHidden/>
-          </w:rPr>
-          <w:t>12</w:t>
+          <w:t>13</w:t>
         </w:r>
         <w:r>
-          <w:rPr>
-            <w:noProof/>
-            <w:webHidden/>
-          </w:rPr>
           <w:fldChar w:fldCharType="end"/>
         </w:r>
       </w:hyperlink>
@@ -1097,222 +534,91 @@
       <w:pPr>
         <w:pStyle w:val="TOC2"/>
         <w:tabs>
-          <w:tab w:val="right" w:leader="dot" w:pos="9296"/>
+          <w:tab w:val="right" w:leader="dot" w:pos="9306"/>
         </w:tabs>
-        <w:rPr>
-          <w:rFonts w:asciiTheme="minorHAnsi" w:eastAsiaTheme="minorEastAsia" w:hAnsiTheme="minorHAnsi" w:cstheme="minorBidi"/>
-          <w:noProof/>
-          <w:kern w:val="2"/>
-          <w:sz w:val="24"/>
-          <w:szCs w:val="24"/>
-          <w14:ligatures w14:val="standardContextual"/>
-        </w:rPr>
-      </w:pPr>
-      <w:hyperlink w:anchor="_Toc241420673" w:history="1">
+      </w:pPr>
+      <w:hyperlink w:anchor="_Toc241420672" w:history="1">
         <w:r>
-          <w:rPr>
-            <w:rStyle w:val="Hyperlink"/>
-            <w:noProof/>
-            <w:lang w:val="en-US"/>
-          </w:rPr>
-          <w:t>Teacher feedback</w:t>
+          <w:t xml:space="preserve">Run detail</w:t>
         </w:r>
         <w:r>
-          <w:rPr>
-            <w:noProof/>
-            <w:webHidden/>
-          </w:rPr>
           <w:tab/>
         </w:r>
         <w:r>
-          <w:rPr>
-            <w:noProof/>
-            <w:webHidden/>
-          </w:rPr>
           <w:fldChar w:fldCharType="begin"/>
         </w:r>
         <w:r>
-          <w:rPr>
-            <w:noProof/>
-            <w:webHidden/>
-          </w:rPr>
-          <w:instrText xml:space="preserve"> PAGEREF _Toc241420673 \h </w:instrText>
+          <w:instrText xml:space="preserve"> PAGEREF _Toc241420672 \h </w:instrText>
         </w:r>
         <w:r>
-          <w:rPr>
-            <w:noProof/>
-            <w:webHidden/>
-          </w:rPr>
-        </w:r>
-        <w:r>
-          <w:rPr>
-            <w:noProof/>
-            <w:webHidden/>
-          </w:rPr>
           <w:fldChar w:fldCharType="separate"/>
         </w:r>
         <w:r>
-          <w:rPr>
-            <w:noProof/>
-            <w:webHidden/>
-          </w:rPr>
           <w:t>13</w:t>
         </w:r>
         <w:r>
-          <w:rPr>
-            <w:noProof/>
-            <w:webHidden/>
-          </w:rPr>
           <w:fldChar w:fldCharType="end"/>
         </w:r>
       </w:hyperlink>
     </w:p>
     <w:p>
       <w:pPr>
-        <w:pStyle w:val="TOC1"/>
+        <w:pStyle w:val="TOC2"/>
         <w:tabs>
-          <w:tab w:val="right" w:leader="dot" w:pos="9296"/>
+          <w:tab w:val="right" w:leader="dot" w:pos="9306"/>
         </w:tabs>
-        <w:rPr>
-          <w:rFonts w:asciiTheme="minorHAnsi" w:eastAsiaTheme="minorEastAsia" w:hAnsiTheme="minorHAnsi" w:cstheme="minorBidi"/>
-          <w:b w:val="0"/>
-          <w:bCs w:val="0"/>
-          <w:noProof/>
-          <w:kern w:val="2"/>
-          <w:sz w:val="24"/>
-          <w:szCs w:val="24"/>
-          <w14:ligatures w14:val="standardContextual"/>
-        </w:rPr>
-      </w:pPr>
-      <w:hyperlink w:anchor="_Toc241420674" w:history="1">
+      </w:pPr>
+      <w:hyperlink w:anchor="_Toc241420673" w:history="1">
         <w:r>
-          <w:rPr>
-            <w:rStyle w:val="Hyperlink"/>
-            <w:noProof/>
-            <w:lang w:val="en-US"/>
-          </w:rPr>
-          <w:t>Capabilities and roles</w:t>
+          <w:t xml:space="preserve">Teacher feedback</w:t>
         </w:r>
         <w:r>
-          <w:rPr>
-            <w:noProof/>
-            <w:webHidden/>
-          </w:rPr>
           <w:tab/>
         </w:r>
         <w:r>
-          <w:rPr>
-            <w:noProof/>
-            <w:webHidden/>
-          </w:rPr>
           <w:fldChar w:fldCharType="begin"/>
         </w:r>
         <w:r>
-          <w:rPr>
-            <w:noProof/>
-            <w:webHidden/>
-          </w:rPr>
-          <w:instrText xml:space="preserve"> PAGEREF _Toc241420674 \h </w:instrText>
+          <w:instrText xml:space="preserve"> PAGEREF _Toc241420673 \h </w:instrText>
         </w:r>
         <w:r>
-          <w:rPr>
-            <w:noProof/>
-            <w:webHidden/>
-          </w:rPr>
-        </w:r>
-        <w:r>
-          <w:rPr>
-            <w:noProof/>
-            <w:webHidden/>
-          </w:rPr>
           <w:fldChar w:fldCharType="separate"/>
         </w:r>
         <w:r>
-          <w:rPr>
-            <w:noProof/>
-            <w:webHidden/>
-          </w:rPr>
-          <w:t>15</w:t>
+          <w:t>14</w:t>
         </w:r>
         <w:r>
-          <w:rPr>
-            <w:noProof/>
-            <w:webHidden/>
-          </w:rPr>
           <w:fldChar w:fldCharType="end"/>
         </w:r>
       </w:hyperlink>
     </w:p>
     <w:p>
       <w:pPr>
-        <w:pStyle w:val="TOC2"/>
+        <w:pStyle w:val="TOC1"/>
         <w:tabs>
-          <w:tab w:val="right" w:leader="dot" w:pos="9296"/>
+          <w:tab w:val="right" w:leader="dot" w:pos="9306"/>
         </w:tabs>
-        <w:rPr>
-          <w:rFonts w:asciiTheme="minorHAnsi" w:eastAsiaTheme="minorEastAsia" w:hAnsiTheme="minorHAnsi" w:cstheme="minorBidi"/>
-          <w:noProof/>
-          <w:kern w:val="2"/>
-          <w:sz w:val="24"/>
-          <w:szCs w:val="24"/>
-          <w14:ligatures w14:val="standardContextual"/>
-        </w:rPr>
-      </w:pPr>
-      <w:hyperlink w:anchor="_Toc241420675" w:history="1">
+      </w:pPr>
+      <w:hyperlink w:anchor="_Toc241420674" w:history="1">
         <w:r>
-          <w:rPr>
-            <w:rStyle w:val="Hyperlink"/>
-            <w:noProof/>
-            <w:lang w:val="en-US"/>
-          </w:rPr>
-          <w:t>Default role assignments</w:t>
+          <w:t xml:space="preserve">Capabilities and roles</w:t>
         </w:r>
         <w:r>
-          <w:rPr>
-            <w:noProof/>
-            <w:webHidden/>
-          </w:rPr>
           <w:tab/>
         </w:r>
         <w:r>
-          <w:rPr>
-            <w:noProof/>
-            <w:webHidden/>
-          </w:rPr>
           <w:fldChar w:fldCharType="begin"/>
         </w:r>
         <w:r>
-          <w:rPr>
-            <w:noProof/>
-            <w:webHidden/>
-          </w:rPr>
-          <w:instrText xml:space="preserve"> PAGEREF _Toc241420675 \h </w:instrText>
+          <w:instrText xml:space="preserve"> PAGEREF _Toc241420674 \h </w:instrText>
         </w:r>
         <w:r>
-          <w:rPr>
-            <w:noProof/>
-            <w:webHidden/>
-          </w:rPr>
-        </w:r>
-        <w:r>
-          <w:rPr>
-            <w:noProof/>
-            <w:webHidden/>
-          </w:rPr>
           <w:fldChar w:fldCharType="separate"/>
         </w:r>
         <w:r>
-          <w:rPr>
-            <w:noProof/>
-            <w:webHidden/>
-          </w:rPr>
-          <w:t>15</w:t>
+          <w:t>16</w:t>
         </w:r>
         <w:r>
-          <w:rPr>
-            <w:noProof/>
-            <w:webHidden/>
-          </w:rPr>
           <w:fldChar w:fldCharType="end"/>
         </w:r>
       </w:hyperlink>
@@ -1321,71 +627,29 @@
       <w:pPr>
         <w:pStyle w:val="TOC2"/>
         <w:tabs>
-          <w:tab w:val="right" w:leader="dot" w:pos="9296"/>
+          <w:tab w:val="right" w:leader="dot" w:pos="9306"/>
         </w:tabs>
-        <w:rPr>
-          <w:rFonts w:asciiTheme="minorHAnsi" w:eastAsiaTheme="minorEastAsia" w:hAnsiTheme="minorHAnsi" w:cstheme="minorBidi"/>
-          <w:noProof/>
-          <w:kern w:val="2"/>
-          <w:sz w:val="24"/>
-          <w:szCs w:val="24"/>
-          <w14:ligatures w14:val="standardContextual"/>
-        </w:rPr>
-      </w:pPr>
-      <w:hyperlink w:anchor="_Toc241420676" w:history="1">
+      </w:pPr>
+      <w:hyperlink w:anchor="_Toc241420675" w:history="1">
         <w:r>
-          <w:rPr>
-            <w:rStyle w:val="Hyperlink"/>
-            <w:noProof/>
-          </w:rPr>
-          <w:t>What each capability controls</w:t>
+          <w:t xml:space="preserve">Default role assignments</w:t>
         </w:r>
         <w:r>
-          <w:rPr>
-            <w:noProof/>
-            <w:webHidden/>
-          </w:rPr>
           <w:tab/>
         </w:r>
         <w:r>
-          <w:rPr>
-            <w:noProof/>
-            <w:webHidden/>
-          </w:rPr>
           <w:fldChar w:fldCharType="begin"/>
         </w:r>
         <w:r>
-          <w:rPr>
-            <w:noProof/>
-            <w:webHidden/>
-          </w:rPr>
-          <w:instrText xml:space="preserve"> PAGEREF _Toc241420676 \h </w:instrText>
+          <w:instrText xml:space="preserve"> PAGEREF _Toc241420675 \h </w:instrText>
         </w:r>
         <w:r>
-          <w:rPr>
-            <w:noProof/>
-            <w:webHidden/>
-          </w:rPr>
-        </w:r>
-        <w:r>
-          <w:rPr>
-            <w:noProof/>
-            <w:webHidden/>
-          </w:rPr>
           <w:fldChar w:fldCharType="separate"/>
         </w:r>
         <w:r>
-          <w:rPr>
-            <w:noProof/>
-            <w:webHidden/>
-          </w:rPr>
-          <w:t>15</w:t>
+          <w:t>16</w:t>
         </w:r>
         <w:r>
-          <w:rPr>
-            <w:noProof/>
-            <w:webHidden/>
-          </w:rPr>
           <w:fldChar w:fldCharType="end"/>
         </w:r>
       </w:hyperlink>
@@ -1394,72 +658,29 @@
       <w:pPr>
         <w:pStyle w:val="TOC2"/>
         <w:tabs>
-          <w:tab w:val="right" w:leader="dot" w:pos="9296"/>
+          <w:tab w:val="right" w:leader="dot" w:pos="9306"/>
         </w:tabs>
-        <w:rPr>
-          <w:rFonts w:asciiTheme="minorHAnsi" w:eastAsiaTheme="minorEastAsia" w:hAnsiTheme="minorHAnsi" w:cstheme="minorBidi"/>
-          <w:noProof/>
-          <w:kern w:val="2"/>
-          <w:sz w:val="24"/>
-          <w:szCs w:val="24"/>
-          <w14:ligatures w14:val="standardContextual"/>
-        </w:rPr>
-      </w:pPr>
-      <w:hyperlink w:anchor="_Toc241420677" w:history="1">
+      </w:pPr>
+      <w:hyperlink w:anchor="_Toc241420676" w:history="1">
         <w:r>
-          <w:rPr>
-            <w:rStyle w:val="Hyperlink"/>
-            <w:noProof/>
-            <w:lang w:val="en-US"/>
-          </w:rPr>
-          <w:t>Core capabilities the plugin relies on</w:t>
+          <w:t xml:space="preserve">What each capability controls</w:t>
         </w:r>
         <w:r>
-          <w:rPr>
-            <w:noProof/>
-            <w:webHidden/>
-          </w:rPr>
           <w:tab/>
         </w:r>
         <w:r>
-          <w:rPr>
-            <w:noProof/>
-            <w:webHidden/>
-          </w:rPr>
           <w:fldChar w:fldCharType="begin"/>
         </w:r>
         <w:r>
-          <w:rPr>
-            <w:noProof/>
-            <w:webHidden/>
-          </w:rPr>
-          <w:instrText xml:space="preserve"> PAGEREF _Toc241420677 \h </w:instrText>
+          <w:instrText xml:space="preserve"> PAGEREF _Toc241420676 \h </w:instrText>
         </w:r>
         <w:r>
-          <w:rPr>
-            <w:noProof/>
-            <w:webHidden/>
-          </w:rPr>
-        </w:r>
-        <w:r>
-          <w:rPr>
-            <w:noProof/>
-            <w:webHidden/>
-          </w:rPr>
           <w:fldChar w:fldCharType="separate"/>
         </w:r>
         <w:r>
-          <w:rPr>
-            <w:noProof/>
-            <w:webHidden/>
-          </w:rPr>
           <w:t>16</w:t>
         </w:r>
         <w:r>
-          <w:rPr>
-            <w:noProof/>
-            <w:webHidden/>
-          </w:rPr>
           <w:fldChar w:fldCharType="end"/>
         </w:r>
       </w:hyperlink>
@@ -1468,221 +689,91 @@
       <w:pPr>
         <w:pStyle w:val="TOC2"/>
         <w:tabs>
-          <w:tab w:val="right" w:leader="dot" w:pos="9296"/>
+          <w:tab w:val="right" w:leader="dot" w:pos="9306"/>
         </w:tabs>
-        <w:rPr>
-          <w:rFonts w:asciiTheme="minorHAnsi" w:eastAsiaTheme="minorEastAsia" w:hAnsiTheme="minorHAnsi" w:cstheme="minorBidi"/>
-          <w:noProof/>
-          <w:kern w:val="2"/>
-          <w:sz w:val="24"/>
-          <w:szCs w:val="24"/>
-          <w14:ligatures w14:val="standardContextual"/>
-        </w:rPr>
-      </w:pPr>
-      <w:hyperlink w:anchor="_Toc241420678" w:history="1">
+      </w:pPr>
+      <w:hyperlink w:anchor="_Toc241420677" w:history="1">
         <w:r>
-          <w:rPr>
-            <w:rStyle w:val="Hyperlink"/>
-            <w:noProof/>
-          </w:rPr>
-          <w:t>Setting up the middleware account</w:t>
+          <w:t xml:space="preserve">Core capabilities the plugin relies on</w:t>
         </w:r>
         <w:r>
-          <w:rPr>
-            <w:noProof/>
-            <w:webHidden/>
-          </w:rPr>
           <w:tab/>
         </w:r>
         <w:r>
-          <w:rPr>
-            <w:noProof/>
-            <w:webHidden/>
-          </w:rPr>
           <w:fldChar w:fldCharType="begin"/>
         </w:r>
         <w:r>
-          <w:rPr>
-            <w:noProof/>
-            <w:webHidden/>
-          </w:rPr>
-          <w:instrText xml:space="preserve"> PAGEREF _Toc241420678 \h </w:instrText>
+          <w:instrText xml:space="preserve"> PAGEREF _Toc241420677 \h </w:instrText>
         </w:r>
         <w:r>
-          <w:rPr>
-            <w:noProof/>
-            <w:webHidden/>
-          </w:rPr>
-        </w:r>
-        <w:r>
-          <w:rPr>
-            <w:noProof/>
-            <w:webHidden/>
-          </w:rPr>
           <w:fldChar w:fldCharType="separate"/>
         </w:r>
         <w:r>
-          <w:rPr>
-            <w:noProof/>
-            <w:webHidden/>
-          </w:rPr>
-          <w:t>16</w:t>
+          <w:t>17</w:t>
         </w:r>
         <w:r>
-          <w:rPr>
-            <w:noProof/>
-            <w:webHidden/>
-          </w:rPr>
           <w:fldChar w:fldCharType="end"/>
         </w:r>
       </w:hyperlink>
     </w:p>
     <w:p>
       <w:pPr>
-        <w:pStyle w:val="TOC1"/>
+        <w:pStyle w:val="TOC2"/>
         <w:tabs>
-          <w:tab w:val="right" w:leader="dot" w:pos="9296"/>
+          <w:tab w:val="right" w:leader="dot" w:pos="9306"/>
         </w:tabs>
-        <w:rPr>
-          <w:rFonts w:asciiTheme="minorHAnsi" w:eastAsiaTheme="minorEastAsia" w:hAnsiTheme="minorHAnsi" w:cstheme="minorBidi"/>
-          <w:b w:val="0"/>
-          <w:bCs w:val="0"/>
-          <w:noProof/>
-          <w:kern w:val="2"/>
-          <w:sz w:val="24"/>
-          <w:szCs w:val="24"/>
-          <w14:ligatures w14:val="standardContextual"/>
-        </w:rPr>
-      </w:pPr>
-      <w:hyperlink w:anchor="_Toc241420679" w:history="1">
+      </w:pPr>
+      <w:hyperlink w:anchor="_Toc241420678" w:history="1">
         <w:r>
-          <w:rPr>
-            <w:rStyle w:val="Hyperlink"/>
-            <w:noProof/>
-            <w:lang w:val="en-US"/>
-          </w:rPr>
-          <w:t>Data lifecycle</w:t>
+          <w:t xml:space="preserve">Setting up the middleware account</w:t>
         </w:r>
         <w:r>
-          <w:rPr>
-            <w:noProof/>
-            <w:webHidden/>
-          </w:rPr>
           <w:tab/>
         </w:r>
         <w:r>
-          <w:rPr>
-            <w:noProof/>
-            <w:webHidden/>
-          </w:rPr>
           <w:fldChar w:fldCharType="begin"/>
         </w:r>
         <w:r>
-          <w:rPr>
-            <w:noProof/>
-            <w:webHidden/>
-          </w:rPr>
-          <w:instrText xml:space="preserve"> PAGEREF _Toc241420679 \h </w:instrText>
+          <w:instrText xml:space="preserve"> PAGEREF _Toc241420678 \h </w:instrText>
         </w:r>
         <w:r>
-          <w:rPr>
-            <w:noProof/>
-            <w:webHidden/>
-          </w:rPr>
-        </w:r>
-        <w:r>
-          <w:rPr>
-            <w:noProof/>
-            <w:webHidden/>
-          </w:rPr>
           <w:fldChar w:fldCharType="separate"/>
         </w:r>
         <w:r>
-          <w:rPr>
-            <w:noProof/>
-            <w:webHidden/>
-          </w:rPr>
           <w:t>17</w:t>
         </w:r>
         <w:r>
-          <w:rPr>
-            <w:noProof/>
-            <w:webHidden/>
-          </w:rPr>
           <w:fldChar w:fldCharType="end"/>
         </w:r>
       </w:hyperlink>
     </w:p>
     <w:p>
       <w:pPr>
-        <w:pStyle w:val="TOC2"/>
+        <w:pStyle w:val="TOC1"/>
         <w:tabs>
-          <w:tab w:val="right" w:leader="dot" w:pos="9296"/>
+          <w:tab w:val="right" w:leader="dot" w:pos="9306"/>
         </w:tabs>
-        <w:rPr>
-          <w:rFonts w:asciiTheme="minorHAnsi" w:eastAsiaTheme="minorEastAsia" w:hAnsiTheme="minorHAnsi" w:cstheme="minorBidi"/>
-          <w:noProof/>
-          <w:kern w:val="2"/>
-          <w:sz w:val="24"/>
-          <w:szCs w:val="24"/>
-          <w14:ligatures w14:val="standardContextual"/>
-        </w:rPr>
-      </w:pPr>
-      <w:hyperlink w:anchor="_Toc241420680" w:history="1">
+      </w:pPr>
+      <w:hyperlink w:anchor="_Toc241420679" w:history="1">
         <w:r>
-          <w:rPr>
-            <w:rStyle w:val="Hyperlink"/>
-            <w:noProof/>
-            <w:lang w:val="en-US"/>
-          </w:rPr>
-          <w:t>Deleting runs</w:t>
+          <w:t xml:space="preserve">Data lifecycle</w:t>
         </w:r>
         <w:r>
-          <w:rPr>
-            <w:noProof/>
-            <w:webHidden/>
-          </w:rPr>
           <w:tab/>
         </w:r>
         <w:r>
-          <w:rPr>
-            <w:noProof/>
-            <w:webHidden/>
-          </w:rPr>
           <w:fldChar w:fldCharType="begin"/>
         </w:r>
         <w:r>
-          <w:rPr>
-            <w:noProof/>
-            <w:webHidden/>
-          </w:rPr>
-          <w:instrText xml:space="preserve"> PAGEREF _Toc241420680 \h </w:instrText>
+          <w:instrText xml:space="preserve"> PAGEREF _Toc241420679 \h </w:instrText>
         </w:r>
         <w:r>
-          <w:rPr>
-            <w:noProof/>
-            <w:webHidden/>
-          </w:rPr>
-        </w:r>
-        <w:r>
-          <w:rPr>
-            <w:noProof/>
-            <w:webHidden/>
-          </w:rPr>
           <w:fldChar w:fldCharType="separate"/>
         </w:r>
         <w:r>
-          <w:rPr>
-            <w:noProof/>
-            <w:webHidden/>
-          </w:rPr>
-          <w:t>17</w:t>
+          <w:t>18</w:t>
         </w:r>
         <w:r>
-          <w:rPr>
-            <w:noProof/>
-            <w:webHidden/>
-          </w:rPr>
           <w:fldChar w:fldCharType="end"/>
         </w:r>
       </w:hyperlink>
@@ -1691,72 +782,29 @@
       <w:pPr>
         <w:pStyle w:val="TOC2"/>
         <w:tabs>
-          <w:tab w:val="right" w:leader="dot" w:pos="9296"/>
+          <w:tab w:val="right" w:leader="dot" w:pos="9306"/>
         </w:tabs>
-        <w:rPr>
-          <w:rFonts w:asciiTheme="minorHAnsi" w:eastAsiaTheme="minorEastAsia" w:hAnsiTheme="minorHAnsi" w:cstheme="minorBidi"/>
-          <w:noProof/>
-          <w:kern w:val="2"/>
-          <w:sz w:val="24"/>
-          <w:szCs w:val="24"/>
-          <w14:ligatures w14:val="standardContextual"/>
-        </w:rPr>
-      </w:pPr>
-      <w:hyperlink w:anchor="_Toc241420681" w:history="1">
+      </w:pPr>
+      <w:hyperlink w:anchor="_Toc241420680" w:history="1">
         <w:r>
-          <w:rPr>
-            <w:rStyle w:val="Hyperlink"/>
-            <w:noProof/>
-            <w:lang w:val="en-US"/>
-          </w:rPr>
-          <w:t>Privacy export</w:t>
+          <w:t xml:space="preserve">Deleting runs</w:t>
         </w:r>
         <w:r>
-          <w:rPr>
-            <w:noProof/>
-            <w:webHidden/>
-          </w:rPr>
           <w:tab/>
         </w:r>
         <w:r>
-          <w:rPr>
-            <w:noProof/>
-            <w:webHidden/>
-          </w:rPr>
           <w:fldChar w:fldCharType="begin"/>
         </w:r>
         <w:r>
-          <w:rPr>
-            <w:noProof/>
-            <w:webHidden/>
-          </w:rPr>
-          <w:instrText xml:space="preserve"> PAGEREF _Toc241420681 \h </w:instrText>
+          <w:instrText xml:space="preserve"> PAGEREF _Toc241420680 \h </w:instrText>
         </w:r>
         <w:r>
-          <w:rPr>
-            <w:noProof/>
-            <w:webHidden/>
-          </w:rPr>
-        </w:r>
-        <w:r>
-          <w:rPr>
-            <w:noProof/>
-            <w:webHidden/>
-          </w:rPr>
           <w:fldChar w:fldCharType="separate"/>
         </w:r>
         <w:r>
-          <w:rPr>
-            <w:noProof/>
-            <w:webHidden/>
-          </w:rPr>
-          <w:t>17</w:t>
+          <w:t>18</w:t>
         </w:r>
         <w:r>
-          <w:rPr>
-            <w:noProof/>
-            <w:webHidden/>
-          </w:rPr>
           <w:fldChar w:fldCharType="end"/>
         </w:r>
       </w:hyperlink>
@@ -1765,72 +813,29 @@
       <w:pPr>
         <w:pStyle w:val="TOC2"/>
         <w:tabs>
-          <w:tab w:val="right" w:leader="dot" w:pos="9296"/>
+          <w:tab w:val="right" w:leader="dot" w:pos="9306"/>
         </w:tabs>
-        <w:rPr>
-          <w:rFonts w:asciiTheme="minorHAnsi" w:eastAsiaTheme="minorEastAsia" w:hAnsiTheme="minorHAnsi" w:cstheme="minorBidi"/>
-          <w:noProof/>
-          <w:kern w:val="2"/>
-          <w:sz w:val="24"/>
-          <w:szCs w:val="24"/>
-          <w14:ligatures w14:val="standardContextual"/>
-        </w:rPr>
-      </w:pPr>
-      <w:hyperlink w:anchor="_Toc241420682" w:history="1">
+      </w:pPr>
+      <w:hyperlink w:anchor="_Toc241420681" w:history="1">
         <w:r>
-          <w:rPr>
-            <w:rStyle w:val="Hyperlink"/>
-            <w:noProof/>
-            <w:lang w:val="en-US"/>
-          </w:rPr>
-          <w:t>Backup and restore</w:t>
+          <w:t xml:space="preserve">Privacy export</w:t>
         </w:r>
         <w:r>
-          <w:rPr>
-            <w:noProof/>
-            <w:webHidden/>
-          </w:rPr>
           <w:tab/>
         </w:r>
         <w:r>
-          <w:rPr>
-            <w:noProof/>
-            <w:webHidden/>
-          </w:rPr>
           <w:fldChar w:fldCharType="begin"/>
         </w:r>
         <w:r>
-          <w:rPr>
-            <w:noProof/>
-            <w:webHidden/>
-          </w:rPr>
-          <w:instrText xml:space="preserve"> PAGEREF _Toc241420682 \h </w:instrText>
+          <w:instrText xml:space="preserve"> PAGEREF _Toc241420681 \h </w:instrText>
         </w:r>
         <w:r>
-          <w:rPr>
-            <w:noProof/>
-            <w:webHidden/>
-          </w:rPr>
-        </w:r>
-        <w:r>
-          <w:rPr>
-            <w:noProof/>
-            <w:webHidden/>
-          </w:rPr>
           <w:fldChar w:fldCharType="separate"/>
         </w:r>
         <w:r>
-          <w:rPr>
-            <w:noProof/>
-            <w:webHidden/>
-          </w:rPr>
-          <w:t>17</w:t>
+          <w:t>18</w:t>
         </w:r>
         <w:r>
-          <w:rPr>
-            <w:noProof/>
-            <w:webHidden/>
-          </w:rPr>
           <w:fldChar w:fldCharType="end"/>
         </w:r>
       </w:hyperlink>
@@ -1842,6 +847,29 @@
           <w:tab w:val="right" w:leader="dot" w:pos="9306"/>
         </w:tabs>
       </w:pPr>
+      <w:hyperlink w:anchor="_Toc241420682" w:history="1">
+        <w:r>
+          <w:t xml:space="preserve">Backup and restore</w:t>
+        </w:r>
+        <w:r>
+          <w:tab/>
+        </w:r>
+        <w:r>
+          <w:fldChar w:fldCharType="begin"/>
+        </w:r>
+        <w:r>
+          <w:instrText xml:space="preserve"> PAGEREF _Toc241420682 \h </w:instrText>
+        </w:r>
+        <w:r>
+          <w:fldChar w:fldCharType="separate"/>
+        </w:r>
+        <w:r>
+          <w:t>18</w:t>
+        </w:r>
+        <w:r>
+          <w:fldChar w:fldCharType="end"/>
+        </w:r>
+      </w:hyperlink>
       <w:r>
         <w:fldChar w:fldCharType="end"/>
       </w:r>
@@ -10485,6 +9513,380 @@
           <w:lang w:val="en-US"/>
         </w:rPr>
         <w:t>). This chapter follows one request from the HTTP call to the stored rows.</w:t>
+      </w:r>
+    </w:p>
+    <w:p>
+      <w:pPr>
+        <w:pStyle w:val="Heading2"/>
+        <w:jc w:val="both"/>
+      </w:pPr>
+      <w:proofErr w:type="spellStart"/>
+      <w:bookmarkStart w:id="23" w:name="_TocIdtf23"/>
+      <w:r>
+        <w:t>Request</w:t>
+      </w:r>
+      <w:proofErr w:type="spellEnd"/>
+      <w:bookmarkEnd w:id="23"/>
+    </w:p>
+    <w:p>
+      <w:pPr>
+        <w:rPr>
+          <w:lang w:val="en-US"/>
+        </w:rPr>
+      </w:pPr>
+      <w:r>
+        <w:rPr>
+          <w:lang w:val="en-US"/>
+        </w:rPr>
+        <w:t xml:space="preserve">A submission has two parts. Ordinary form parameters identify it: </w:t>
+      </w:r>
+      <w:r>
+        <w:rPr>
+          <w:rFonts w:ascii="Consolas" w:eastAsia="Consolas" w:hAnsi="Consolas" w:cs="Consolas"/>
+          <w:sz w:val="19"/>
+          <w:szCs w:val="19"/>
+          <w:shd w:val="clear" w:color="auto" w:fill="F2F2F2"/>
+          <w:lang w:val="en-US"/>
+        </w:rPr>
+        <w:t xml:space="preserve">email</w:t>
+      </w:r>
+      <w:r>
+        <w:rPr>
+          <w:lang w:val="en-US"/>
+        </w:rPr>
+        <w:t xml:space="preserve">, </w:t>
+      </w:r>
+      <w:r>
+        <w:rPr>
+          <w:rFonts w:ascii="Consolas" w:eastAsia="Consolas" w:hAnsi="Consolas" w:cs="Consolas"/>
+          <w:sz w:val="19"/>
+          <w:szCs w:val="19"/>
+          <w:shd w:val="clear" w:color="auto" w:fill="F2F2F2"/>
+          <w:lang w:val="en-US"/>
+        </w:rPr>
+        <w:t xml:space="preserve">assignmentkey</w:t>
+      </w:r>
+      <w:r>
+        <w:rPr>
+          <w:lang w:val="en-US"/>
+        </w:rPr>
+        <w:t xml:space="preserve">, </w:t>
+      </w:r>
+      <w:r>
+        <w:rPr>
+          <w:rFonts w:ascii="Consolas" w:eastAsia="Consolas" w:hAnsi="Consolas" w:cs="Consolas"/>
+          <w:sz w:val="19"/>
+          <w:szCs w:val="19"/>
+          <w:shd w:val="clear" w:color="auto" w:fill="F2F2F2"/>
+          <w:lang w:val="en-US"/>
+        </w:rPr>
+        <w:t xml:space="preserve">ide</w:t>
+      </w:r>
+      <w:r>
+        <w:rPr>
+          <w:lang w:val="en-US"/>
+        </w:rPr>
+        <w:t xml:space="preserve">, and optionally the project, commit, repository, timing and whether code capture is off. The run itself travels in </w:t>
+      </w:r>
+      <w:r>
+        <w:rPr>
+          <w:rFonts w:ascii="Consolas" w:eastAsia="Consolas" w:hAnsi="Consolas" w:cs="Consolas"/>
+          <w:sz w:val="19"/>
+          <w:szCs w:val="19"/>
+          <w:shd w:val="clear" w:color="auto" w:fill="F2F2F2"/>
+          <w:lang w:val="en-US"/>
+        </w:rPr>
+        <w:t xml:space="preserve">payload</w:t>
+      </w:r>
+      <w:r>
+        <w:rPr>
+          <w:lang w:val="en-US"/>
+        </w:rPr>
+        <w:t xml:space="preserve">, a single JSON string with two lists: </w:t>
+      </w:r>
+      <w:r>
+        <w:rPr>
+          <w:rFonts w:ascii="Consolas" w:eastAsia="Consolas" w:hAnsi="Consolas" w:cs="Consolas"/>
+          <w:sz w:val="19"/>
+          <w:szCs w:val="19"/>
+          <w:shd w:val="clear" w:color="auto" w:fill="F2F2F2"/>
+          <w:lang w:val="en-US"/>
+        </w:rPr>
+        <w:t xml:space="preserve">results</w:t>
+      </w:r>
+      <w:r>
+        <w:rPr>
+          <w:lang w:val="en-US"/>
+        </w:rPr>
+        <w:t xml:space="preserve">, one entry per test case, and </w:t>
+      </w:r>
+      <w:r>
+        <w:rPr>
+          <w:rFonts w:ascii="Consolas" w:eastAsia="Consolas" w:hAnsi="Consolas" w:cs="Consolas"/>
+          <w:sz w:val="19"/>
+          <w:szCs w:val="19"/>
+          <w:shd w:val="clear" w:color="auto" w:fill="F2F2F2"/>
+          <w:lang w:val="en-US"/>
+        </w:rPr>
+        <w:t xml:space="preserve">testfiles</w:t>
+      </w:r>
+      <w:r>
+        <w:rPr>
+          <w:lang w:val="en-US"/>
+        </w:rPr>
+        <w:t xml:space="preserve">, the source files captured with the run. A result's optional </w:t>
+      </w:r>
+      <w:r>
+        <w:rPr>
+          <w:rFonts w:ascii="Consolas" w:eastAsia="Consolas" w:hAnsi="Consolas" w:cs="Consolas"/>
+          <w:sz w:val="19"/>
+          <w:szCs w:val="19"/>
+          <w:shd w:val="clear" w:color="auto" w:fill="F2F2F2"/>
+          <w:lang w:val="en-US"/>
+        </w:rPr>
+        <w:t xml:space="preserve">source</w:t>
+      </w:r>
+      <w:r>
+        <w:rPr>
+          <w:lang w:val="en-US"/>
+        </w:rPr>
+        <w:t xml:space="preserve"> points into </w:t>
+      </w:r>
+      <w:r>
+        <w:rPr>
+          <w:rFonts w:ascii="Consolas" w:eastAsia="Consolas" w:hAnsi="Consolas" w:cs="Consolas"/>
+          <w:sz w:val="19"/>
+          <w:szCs w:val="19"/>
+          <w:shd w:val="clear" w:color="auto" w:fill="F2F2F2"/>
+          <w:lang w:val="en-US"/>
+        </w:rPr>
+        <w:t xml:space="preserve">testfiles</w:t>
+      </w:r>
+      <w:r>
+        <w:rPr>
+          <w:lang w:val="en-US"/>
+        </w:rPr>
+        <w:t xml:space="preserve"> by path and line range instead of carrying code, so each file's content is sent once however many tests it holds.</w:t>
+      </w:r>
+    </w:p>
+    <w:p>
+      <w:pPr>
+        <w:keepNext/>
+        <w:shd w:val="clear" w:color="auto" w:fill="F2F2F2"/>
+        <w:spacing w:before="60" w:after="0" w:line="260" w:lineRule="auto"/>
+        <w:ind w:left="140" w:right="140"/>
+      </w:pPr>
+      <w:r>
+        <w:rPr>
+          <w:rFonts w:ascii="Consolas" w:hAnsi="Consolas" w:cs="Consolas"/>
+          <w:sz w:val="17"/>
+          <w:szCs w:val="17"/>
+        </w:rPr>
+        <w:t xml:space="preserve">{</w:t>
+      </w:r>
+    </w:p>
+    <w:p>
+      <w:pPr>
+        <w:keepNext/>
+        <w:shd w:val="clear" w:color="auto" w:fill="F2F2F2"/>
+        <w:spacing w:before="0" w:after="0" w:line="260" w:lineRule="auto"/>
+        <w:ind w:left="140" w:right="140"/>
+      </w:pPr>
+      <w:r>
+        <w:rPr>
+          <w:rFonts w:ascii="Consolas" w:hAnsi="Consolas" w:cs="Consolas"/>
+          <w:sz w:val="17"/>
+          <w:szCs w:val="17"/>
+        </w:rPr>
+        <w:t xml:space="preserve">  "results": [</w:t>
+      </w:r>
+    </w:p>
+    <w:p>
+      <w:pPr>
+        <w:keepNext/>
+        <w:shd w:val="clear" w:color="auto" w:fill="F2F2F2"/>
+        <w:spacing w:before="0" w:after="0" w:line="260" w:lineRule="auto"/>
+        <w:ind w:left="140" w:right="140"/>
+      </w:pPr>
+      <w:r>
+        <w:rPr>
+          <w:rFonts w:ascii="Consolas" w:hAnsi="Consolas" w:cs="Consolas"/>
+          <w:sz w:val="17"/>
+          <w:szCs w:val="17"/>
+        </w:rPr>
+        <w:t xml:space="preserve">    {</w:t>
+      </w:r>
+    </w:p>
+    <w:p>
+      <w:pPr>
+        <w:keepNext/>
+        <w:shd w:val="clear" w:color="auto" w:fill="F2F2F2"/>
+        <w:spacing w:before="0" w:after="0" w:line="260" w:lineRule="auto"/>
+        <w:ind w:left="140" w:right="140"/>
+      </w:pPr>
+      <w:r>
+        <w:rPr>
+          <w:rFonts w:ascii="Consolas" w:hAnsi="Consolas" w:cs="Consolas"/>
+          <w:sz w:val="17"/>
+          <w:szCs w:val="17"/>
+        </w:rPr>
+        <w:t xml:space="preserve">      "testname": "addsTwoNumbers",</w:t>
+      </w:r>
+    </w:p>
+    <w:p>
+      <w:pPr>
+        <w:keepNext/>
+        <w:shd w:val="clear" w:color="auto" w:fill="F2F2F2"/>
+        <w:spacing w:before="0" w:after="0" w:line="260" w:lineRule="auto"/>
+        <w:ind w:left="140" w:right="140"/>
+      </w:pPr>
+      <w:r>
+        <w:rPr>
+          <w:rFonts w:ascii="Consolas" w:hAnsi="Consolas" w:cs="Consolas"/>
+          <w:sz w:val="17"/>
+          <w:szCs w:val="17"/>
+        </w:rPr>
+        <w:t xml:space="preserve">      "status": "PASSED",</w:t>
+      </w:r>
+    </w:p>
+    <w:p>
+      <w:pPr>
+        <w:keepNext/>
+        <w:shd w:val="clear" w:color="auto" w:fill="F2F2F2"/>
+        <w:spacing w:before="0" w:after="0" w:line="260" w:lineRule="auto"/>
+        <w:ind w:left="140" w:right="140"/>
+      </w:pPr>
+      <w:r>
+        <w:rPr>
+          <w:rFonts w:ascii="Consolas" w:hAnsi="Consolas" w:cs="Consolas"/>
+          <w:sz w:val="17"/>
+          <w:szCs w:val="17"/>
+        </w:rPr>
+        <w:t xml:space="preserve">      "source": { "path": "src/test/CalcTest.java", "startline": 12, "endline": 18 }</w:t>
+      </w:r>
+    </w:p>
+    <w:p>
+      <w:pPr>
+        <w:keepNext/>
+        <w:shd w:val="clear" w:color="auto" w:fill="F2F2F2"/>
+        <w:spacing w:before="0" w:after="0" w:line="260" w:lineRule="auto"/>
+        <w:ind w:left="140" w:right="140"/>
+      </w:pPr>
+      <w:r>
+        <w:rPr>
+          <w:rFonts w:ascii="Consolas" w:hAnsi="Consolas" w:cs="Consolas"/>
+          <w:sz w:val="17"/>
+          <w:szCs w:val="17"/>
+        </w:rPr>
+        <w:t xml:space="preserve">    }</w:t>
+      </w:r>
+    </w:p>
+    <w:p>
+      <w:pPr>
+        <w:keepNext/>
+        <w:shd w:val="clear" w:color="auto" w:fill="F2F2F2"/>
+        <w:spacing w:before="0" w:after="0" w:line="260" w:lineRule="auto"/>
+        <w:ind w:left="140" w:right="140"/>
+      </w:pPr>
+      <w:r>
+        <w:rPr>
+          <w:rFonts w:ascii="Consolas" w:hAnsi="Consolas" w:cs="Consolas"/>
+          <w:sz w:val="17"/>
+          <w:szCs w:val="17"/>
+        </w:rPr>
+        <w:t xml:space="preserve">  ],</w:t>
+      </w:r>
+    </w:p>
+    <w:p>
+      <w:pPr>
+        <w:keepNext/>
+        <w:shd w:val="clear" w:color="auto" w:fill="F2F2F2"/>
+        <w:spacing w:before="0" w:after="0" w:line="260" w:lineRule="auto"/>
+        <w:ind w:left="140" w:right="140"/>
+      </w:pPr>
+      <w:r>
+        <w:rPr>
+          <w:rFonts w:ascii="Consolas" w:hAnsi="Consolas" w:cs="Consolas"/>
+          <w:sz w:val="17"/>
+          <w:szCs w:val="17"/>
+        </w:rPr>
+        <w:t xml:space="preserve">  "testfiles": [</w:t>
+      </w:r>
+    </w:p>
+    <w:p>
+      <w:pPr>
+        <w:keepNext/>
+        <w:shd w:val="clear" w:color="auto" w:fill="F2F2F2"/>
+        <w:spacing w:before="0" w:after="0" w:line="260" w:lineRule="auto"/>
+        <w:ind w:left="140" w:right="140"/>
+      </w:pPr>
+      <w:r>
+        <w:rPr>
+          <w:rFonts w:ascii="Consolas" w:hAnsi="Consolas" w:cs="Consolas"/>
+          <w:sz w:val="17"/>
+          <w:szCs w:val="17"/>
+        </w:rPr>
+        <w:t xml:space="preserve">    { "path": "src/test/CalcTest.java", "content": "package calc; …" }</w:t>
+      </w:r>
+    </w:p>
+    <w:p>
+      <w:pPr>
+        <w:keepNext/>
+        <w:shd w:val="clear" w:color="auto" w:fill="F2F2F2"/>
+        <w:spacing w:before="0" w:after="0" w:line="260" w:lineRule="auto"/>
+        <w:ind w:left="140" w:right="140"/>
+      </w:pPr>
+      <w:r>
+        <w:rPr>
+          <w:rFonts w:ascii="Consolas" w:hAnsi="Consolas" w:cs="Consolas"/>
+          <w:sz w:val="17"/>
+          <w:szCs w:val="17"/>
+        </w:rPr>
+        <w:t xml:space="preserve">  ]</w:t>
+      </w:r>
+    </w:p>
+    <w:p>
+      <w:pPr>
+        <w:shd w:val="clear" w:color="auto" w:fill="F2F2F2"/>
+        <w:spacing w:before="0" w:after="160" w:line="260" w:lineRule="auto"/>
+        <w:ind w:left="140" w:right="140"/>
+      </w:pPr>
+      <w:r>
+        <w:rPr>
+          <w:rFonts w:ascii="Consolas" w:hAnsi="Consolas" w:cs="Consolas"/>
+          <w:sz w:val="17"/>
+          <w:szCs w:val="17"/>
+        </w:rPr>
+        <w:t xml:space="preserve">}</w:t>
+      </w:r>
+    </w:p>
+    <w:p>
+      <w:pPr>
+        <w:rPr>
+          <w:lang w:val="en-US"/>
+        </w:rPr>
+      </w:pPr>
+      <w:r>
+        <w:rPr>
+          <w:lang w:val="en-US"/>
+        </w:rPr>
+        <w:t xml:space="preserve">The payload is one string rather than nested form fields because PHP counts every nested field against </w:t>
+      </w:r>
+      <w:r>
+        <w:rPr>
+          <w:rFonts w:ascii="Consolas" w:eastAsia="Consolas" w:hAnsi="Consolas" w:cs="Consolas"/>
+          <w:sz w:val="19"/>
+          <w:szCs w:val="19"/>
+          <w:shd w:val="clear" w:color="auto" w:fill="F2F2F2"/>
+          <w:lang w:val="en-US"/>
+        </w:rPr>
+        <w:t xml:space="preserve">max_input_vars</w:t>
+      </w:r>
+      <w:r>
+        <w:rPr>
+          <w:lang w:val="en-US"/>
+        </w:rPr>
+        <w:t xml:space="preserve">, which would silently cut off a run with a few hundred tests. The README lists every field and error code.</w:t>
       </w:r>
     </w:p>
     <w:p>
